--- a/assets/Shuting_Pang_CV.docx
+++ b/assets/Shuting_Pang_CV.docx
@@ -4,7 +4,7 @@
   <w:body>
     <w:p>
       <w:pPr>
-        <w:spacing w:line="240" w:lineRule="auto"/>
+        <w:spacing w:after="80" w:line="240" w:lineRule="auto"/>
         <w:jc w:val="center"/>
         <w:rPr>
           <w:rFonts w:ascii="Calibri" w:hAnsi="Calibri" w:cs="Calibri"/>
@@ -16,77 +16,6 @@
           <w:lang w:val="en-US" w:eastAsia="zh-CN"/>
         </w:rPr>
       </w:pPr>
-      <w:r>
-        <w:rPr>
-          <w:rFonts w:ascii="Calibri" w:hAnsi="Calibri" w:cs="Calibri" w:hint="eastAsia"/>
-          <w:noProof/>
-          <w:sz w:val="21"/>
-          <w:szCs w:val="21"/>
-          <w14:ligatures w14:val="standardContextual"/>
-        </w:rPr>
-        <w:drawing>
-          <wp:anchor distT="0" distB="0" distL="114300" distR="114300" simplePos="0" relativeHeight="251658240" behindDoc="0" locked="0" layoutInCell="1" allowOverlap="1" wp14:anchorId="705B8FA8" wp14:editId="18000CE3">
-            <wp:simplePos x="0" y="0"/>
-            <wp:positionH relativeFrom="column">
-              <wp:posOffset>5752213</wp:posOffset>
-            </wp:positionH>
-            <wp:positionV relativeFrom="paragraph">
-              <wp:posOffset>23333</wp:posOffset>
-            </wp:positionV>
-            <wp:extent cx="871043" cy="871043"/>
-            <wp:effectExtent l="12700" t="12700" r="18415" b="18415"/>
-            <wp:wrapNone/>
-            <wp:docPr id="1353965017" name="图片 1"/>
-            <wp:cNvGraphicFramePr>
-              <a:graphicFrameLocks xmlns:a="http://schemas.openxmlformats.org/drawingml/2006/main" noChangeAspect="1"/>
-            </wp:cNvGraphicFramePr>
-            <a:graphic xmlns:a="http://schemas.openxmlformats.org/drawingml/2006/main">
-              <a:graphicData uri="http://schemas.openxmlformats.org/drawingml/2006/picture">
-                <pic:pic xmlns:pic="http://schemas.openxmlformats.org/drawingml/2006/picture">
-                  <pic:nvPicPr>
-                    <pic:cNvPr id="1353965017" name="图片 1353965017"/>
-                    <pic:cNvPicPr/>
-                  </pic:nvPicPr>
-                  <pic:blipFill>
-                    <a:blip r:embed="rId7" cstate="print">
-                      <a:extLst>
-                        <a:ext uri="{28A0092B-C50C-407E-A947-70E740481C1C}">
-                          <a14:useLocalDpi xmlns:a14="http://schemas.microsoft.com/office/drawing/2010/main" val="0"/>
-                        </a:ext>
-                      </a:extLst>
-                    </a:blip>
-                    <a:stretch>
-                      <a:fillRect/>
-                    </a:stretch>
-                  </pic:blipFill>
-                  <pic:spPr>
-                    <a:xfrm>
-                      <a:off x="0" y="0"/>
-                      <a:ext cx="890689" cy="890689"/>
-                    </a:xfrm>
-                    <a:prstGeom prst="rect">
-                      <a:avLst/>
-                    </a:prstGeom>
-                    <a:ln>
-                      <a:solidFill>
-                        <a:schemeClr val="bg2">
-                          <a:lumMod val="90000"/>
-                        </a:schemeClr>
-                      </a:solidFill>
-                    </a:ln>
-                  </pic:spPr>
-                </pic:pic>
-              </a:graphicData>
-            </a:graphic>
-            <wp14:sizeRelH relativeFrom="margin">
-              <wp14:pctWidth>0</wp14:pctWidth>
-            </wp14:sizeRelH>
-            <wp14:sizeRelV relativeFrom="margin">
-              <wp14:pctHeight>0</wp14:pctHeight>
-            </wp14:sizeRelV>
-          </wp:anchor>
-        </w:drawing>
-      </w:r>
       <w:proofErr w:type="spellStart"/>
       <w:r>
         <w:rPr>
@@ -230,10 +159,9 @@
         </w:rPr>
         <w:t xml:space="preserve">+86-183-4915-5520  </w:t>
       </w:r>
-      <w:hyperlink r:id="rId8" w:history="1">
+      <w:hyperlink r:id="rId7" w:history="1">
         <w:r>
           <w:rPr>
-            <w:rStyle w:val="afb"/>
             <w:rFonts w:ascii="Calibri" w:hAnsi="Calibri" w:cs="Calibri"/>
             <w:sz w:val="21"/>
             <w:szCs w:val="21"/>
@@ -246,10 +174,43 @@
           <w:rFonts w:ascii="Calibri" w:hAnsi="Calibri" w:cs="Calibri" w:hint="eastAsia"/>
           <w:sz w:val="21"/>
           <w:szCs w:val="21"/>
-          <w:lang w:eastAsia="zh-CN"/>
-        </w:rPr>
-        <w:t xml:space="preserve"> </w:t>
-      </w:r>
+        </w:rPr>
+        <w:t xml:space="preserve"> </w:t>
+      </w:r>
+      <w:r>
+        <w:rPr>
+          <w:rFonts w:ascii="Calibri" w:hAnsi="Calibri" w:cs="Calibri"/>
+          <w:sz w:val="21"/>
+          <w:szCs w:val="21"/>
+        </w:rPr>
+        <w:t> </w:t>
+      </w:r>
+      <w:hyperlink r:id="rId8" w:history="1">
+        <w:r>
+          <w:rPr>
+            <w:rFonts w:ascii="Calibri" w:hAnsi="Calibri" w:cs="Calibri"/>
+            <w:sz w:val="21"/>
+            <w:szCs w:val="21"/>
+          </w:rPr>
+          <w:t>shuting-pang.g</w:t>
+        </w:r>
+        <w:r>
+          <w:rPr>
+            <w:rFonts w:ascii="Calibri" w:hAnsi="Calibri" w:cs="Calibri"/>
+            <w:sz w:val="21"/>
+            <w:szCs w:val="21"/>
+          </w:rPr>
+          <w:t>i</w:t>
+        </w:r>
+        <w:r>
+          <w:rPr>
+            <w:rFonts w:ascii="Calibri" w:hAnsi="Calibri" w:cs="Calibri"/>
+            <w:sz w:val="21"/>
+            <w:szCs w:val="21"/>
+          </w:rPr>
+          <w:t>thub.io</w:t>
+        </w:r>
+      </w:hyperlink>
     </w:p>
     <w:p>
       <w:pPr>
